--- a/artifacts/experiment-8/Experiment 8.docx
+++ b/artifacts/experiment-8/Experiment 8.docx
@@ -12,10 +12,769 @@
     </w:p>
     <w:p>
       <w:pPr>
-        <w:spacing w:after="60"/>
+        <w:spacing w:after="200"/>
       </w:pPr>
       <w:r>
         <w:t>FINAURA frontend improvements through software design principles</w:t>
+      </w:r>
+    </w:p>
+    <w:p>
+      <w:pPr>
+        <w:pStyle w:val="Heading1"/>
+      </w:pPr>
+      <w:r>
+        <w:t>Hypothetical user feedback</w:t>
+      </w:r>
+    </w:p>
+    <w:p>
+      <w:r>
+        <w:t>These fabricated comments illustrate possible feedback that could motivate the UI changes. They are not collected participant responses. Person numbers match the numbered comparisons that follow.</w:t>
+      </w:r>
+    </w:p>
+    <w:tbl>
+      <w:tblPr>
+        <w:tblW w:type="auto" w:w="0"/>
+        <w:jc w:val="center"/>
+        <w:tblLayout w:type="fixed"/>
+        <w:tblLook w:firstColumn="1" w:firstRow="1" w:lastColumn="0" w:lastRow="0" w:noHBand="0" w:noVBand="1" w:val="04A0"/>
+      </w:tblPr>
+      <w:tblGrid>
+        <w:gridCol w:w="1800"/>
+        <w:gridCol w:w="13738"/>
+      </w:tblGrid>
+      <w:tr>
+        <w:trPr>
+          <w:tblHeader/>
+          <w:cantSplit/>
+        </w:trPr>
+        <w:tc>
+          <w:tcPr>
+            <w:tcW w:type="dxa" w:w="1800"/>
+            <w:vAlign w:val="center"/>
+            <w:tcBorders>
+              <w:top w:val="single" w:sz="4" w:color="D9D9D9"/>
+              <w:left w:val="single" w:sz="4" w:color="D9D9D9"/>
+              <w:bottom w:val="single" w:sz="4" w:color="D9D9D9"/>
+              <w:right w:val="single" w:sz="4" w:color="D9D9D9"/>
+            </w:tcBorders>
+            <w:tcMar>
+              <w:top w:w="90" w:type="dxa"/>
+              <w:bottom w:w="90" w:type="dxa"/>
+              <w:left w:w="85" w:type="dxa"/>
+              <w:right w:w="85" w:type="dxa"/>
+            </w:tcMar>
+            <w:shd w:fill="F2F2F2"/>
+          </w:tcPr>
+          <w:p>
+            <w:pPr>
+              <w:spacing w:after="0" w:line="264" w:lineRule="auto"/>
+              <w:jc w:val="center"/>
+            </w:pPr>
+            <w:r>
+              <w:rPr>
+                <w:b/>
+                <w:sz w:val="22"/>
+              </w:rPr>
+              <w:t>Person</w:t>
+            </w:r>
+          </w:p>
+        </w:tc>
+        <w:tc>
+          <w:tcPr>
+            <w:tcW w:type="dxa" w:w="13738"/>
+            <w:vAlign w:val="center"/>
+            <w:tcBorders>
+              <w:top w:val="single" w:sz="4" w:color="D9D9D9"/>
+              <w:left w:val="single" w:sz="4" w:color="D9D9D9"/>
+              <w:bottom w:val="single" w:sz="4" w:color="D9D9D9"/>
+              <w:right w:val="single" w:sz="4" w:color="D9D9D9"/>
+            </w:tcBorders>
+            <w:tcMar>
+              <w:top w:w="90" w:type="dxa"/>
+              <w:bottom w:w="90" w:type="dxa"/>
+              <w:left w:w="85" w:type="dxa"/>
+              <w:right w:w="85" w:type="dxa"/>
+            </w:tcMar>
+            <w:shd w:fill="F2F2F2"/>
+          </w:tcPr>
+          <w:p>
+            <w:pPr>
+              <w:spacing w:after="0" w:line="264" w:lineRule="auto"/>
+            </w:pPr>
+            <w:r>
+              <w:rPr>
+                <w:b/>
+                <w:sz w:val="22"/>
+              </w:rPr>
+              <w:t>Hypothetical feedback</w:t>
+            </w:r>
+          </w:p>
+        </w:tc>
+      </w:tr>
+      <w:tr>
+        <w:trPr>
+          <w:cantSplit/>
+        </w:trPr>
+        <w:tc>
+          <w:tcPr>
+            <w:tcW w:type="dxa" w:w="1800"/>
+            <w:vAlign w:val="center"/>
+            <w:tcBorders>
+              <w:top w:val="single" w:sz="4" w:color="D9D9D9"/>
+              <w:left w:val="single" w:sz="4" w:color="D9D9D9"/>
+              <w:bottom w:val="single" w:sz="4" w:color="D9D9D9"/>
+              <w:right w:val="single" w:sz="4" w:color="D9D9D9"/>
+            </w:tcBorders>
+            <w:tcMar>
+              <w:top w:w="90" w:type="dxa"/>
+              <w:bottom w:w="90" w:type="dxa"/>
+              <w:left w:w="85" w:type="dxa"/>
+              <w:right w:w="85" w:type="dxa"/>
+            </w:tcMar>
+          </w:tcPr>
+          <w:p>
+            <w:pPr>
+              <w:spacing w:after="0" w:line="264" w:lineRule="auto"/>
+              <w:jc w:val="center"/>
+            </w:pPr>
+            <w:r>
+              <w:rPr>
+                <w:b w:val="0"/>
+                <w:sz w:val="22"/>
+              </w:rPr>
+              <w:t>Person 1</w:t>
+            </w:r>
+          </w:p>
+        </w:tc>
+        <w:tc>
+          <w:tcPr>
+            <w:tcW w:type="dxa" w:w="13738"/>
+            <w:vAlign w:val="center"/>
+            <w:tcBorders>
+              <w:top w:val="single" w:sz="4" w:color="D9D9D9"/>
+              <w:left w:val="single" w:sz="4" w:color="D9D9D9"/>
+              <w:bottom w:val="single" w:sz="4" w:color="D9D9D9"/>
+              <w:right w:val="single" w:sz="4" w:color="D9D9D9"/>
+            </w:tcBorders>
+            <w:tcMar>
+              <w:top w:w="90" w:type="dxa"/>
+              <w:bottom w:w="90" w:type="dxa"/>
+              <w:left w:w="85" w:type="dxa"/>
+              <w:right w:w="85" w:type="dxa"/>
+            </w:tcMar>
+          </w:tcPr>
+          <w:p>
+            <w:pPr>
+              <w:spacing w:after="0" w:line="264" w:lineRule="auto"/>
+            </w:pPr>
+            <w:r>
+              <w:rPr>
+                <w:b w:val="0"/>
+                <w:sz w:val="22"/>
+              </w:rPr>
+              <w:t>The overview is mostly empty charts. I cannot tell where to start or how to record my first expense.</w:t>
+            </w:r>
+          </w:p>
+        </w:tc>
+      </w:tr>
+      <w:tr>
+        <w:trPr>
+          <w:cantSplit/>
+        </w:trPr>
+        <w:tc>
+          <w:tcPr>
+            <w:tcW w:type="dxa" w:w="1800"/>
+            <w:vAlign w:val="center"/>
+            <w:tcBorders>
+              <w:top w:val="single" w:sz="4" w:color="D9D9D9"/>
+              <w:left w:val="single" w:sz="4" w:color="D9D9D9"/>
+              <w:bottom w:val="single" w:sz="4" w:color="D9D9D9"/>
+              <w:right w:val="single" w:sz="4" w:color="D9D9D9"/>
+            </w:tcBorders>
+            <w:tcMar>
+              <w:top w:w="90" w:type="dxa"/>
+              <w:bottom w:w="90" w:type="dxa"/>
+              <w:left w:w="85" w:type="dxa"/>
+              <w:right w:w="85" w:type="dxa"/>
+            </w:tcMar>
+          </w:tcPr>
+          <w:p>
+            <w:pPr>
+              <w:spacing w:after="0" w:line="264" w:lineRule="auto"/>
+              <w:jc w:val="center"/>
+            </w:pPr>
+            <w:r>
+              <w:rPr>
+                <w:b w:val="0"/>
+                <w:sz w:val="22"/>
+              </w:rPr>
+              <w:t>Person 2</w:t>
+            </w:r>
+          </w:p>
+        </w:tc>
+        <w:tc>
+          <w:tcPr>
+            <w:tcW w:type="dxa" w:w="13738"/>
+            <w:vAlign w:val="center"/>
+            <w:tcBorders>
+              <w:top w:val="single" w:sz="4" w:color="D9D9D9"/>
+              <w:left w:val="single" w:sz="4" w:color="D9D9D9"/>
+              <w:bottom w:val="single" w:sz="4" w:color="D9D9D9"/>
+              <w:right w:val="single" w:sz="4" w:color="D9D9D9"/>
+            </w:tcBorders>
+            <w:tcMar>
+              <w:top w:w="90" w:type="dxa"/>
+              <w:bottom w:w="90" w:type="dxa"/>
+              <w:left w:w="85" w:type="dxa"/>
+              <w:right w:w="85" w:type="dxa"/>
+            </w:tcMar>
+          </w:tcPr>
+          <w:p>
+            <w:pPr>
+              <w:spacing w:after="0" w:line="264" w:lineRule="auto"/>
+            </w:pPr>
+            <w:r>
+              <w:rPr>
+                <w:b w:val="0"/>
+                <w:sz w:val="22"/>
+              </w:rPr>
+              <w:t>I have not added any transactions, so why does the page say none match my filters? Please explain how to begin.</w:t>
+            </w:r>
+          </w:p>
+        </w:tc>
+      </w:tr>
+      <w:tr>
+        <w:trPr>
+          <w:cantSplit/>
+        </w:trPr>
+        <w:tc>
+          <w:tcPr>
+            <w:tcW w:type="dxa" w:w="1800"/>
+            <w:vAlign w:val="center"/>
+            <w:tcBorders>
+              <w:top w:val="single" w:sz="4" w:color="D9D9D9"/>
+              <w:left w:val="single" w:sz="4" w:color="D9D9D9"/>
+              <w:bottom w:val="single" w:sz="4" w:color="D9D9D9"/>
+              <w:right w:val="single" w:sz="4" w:color="D9D9D9"/>
+            </w:tcBorders>
+            <w:tcMar>
+              <w:top w:w="90" w:type="dxa"/>
+              <w:bottom w:w="90" w:type="dxa"/>
+              <w:left w:w="85" w:type="dxa"/>
+              <w:right w:w="85" w:type="dxa"/>
+            </w:tcMar>
+          </w:tcPr>
+          <w:p>
+            <w:pPr>
+              <w:spacing w:after="0" w:line="264" w:lineRule="auto"/>
+              <w:jc w:val="center"/>
+            </w:pPr>
+            <w:r>
+              <w:rPr>
+                <w:b w:val="0"/>
+                <w:sz w:val="22"/>
+              </w:rPr>
+              <w:t>Person 3</w:t>
+            </w:r>
+          </w:p>
+        </w:tc>
+        <w:tc>
+          <w:tcPr>
+            <w:tcW w:type="dxa" w:w="13738"/>
+            <w:vAlign w:val="center"/>
+            <w:tcBorders>
+              <w:top w:val="single" w:sz="4" w:color="D9D9D9"/>
+              <w:left w:val="single" w:sz="4" w:color="D9D9D9"/>
+              <w:bottom w:val="single" w:sz="4" w:color="D9D9D9"/>
+              <w:right w:val="single" w:sz="4" w:color="D9D9D9"/>
+            </w:tcBorders>
+            <w:tcMar>
+              <w:top w:w="90" w:type="dxa"/>
+              <w:bottom w:w="90" w:type="dxa"/>
+              <w:left w:w="85" w:type="dxa"/>
+              <w:right w:w="85" w:type="dxa"/>
+            </w:tcMar>
+          </w:tcPr>
+          <w:p>
+            <w:pPr>
+              <w:spacing w:after="0" w:line="264" w:lineRule="auto"/>
+            </w:pPr>
+            <w:r>
+              <w:rPr>
+                <w:b w:val="0"/>
+                <w:sz w:val="22"/>
+              </w:rPr>
+              <w:t>I am unsure which expense details to enter first and when to check the category. Please tell me beside the amount field if zero is invalid.</w:t>
+            </w:r>
+          </w:p>
+        </w:tc>
+      </w:tr>
+      <w:tr>
+        <w:trPr>
+          <w:cantSplit/>
+        </w:trPr>
+        <w:tc>
+          <w:tcPr>
+            <w:tcW w:type="dxa" w:w="1800"/>
+            <w:vAlign w:val="center"/>
+            <w:tcBorders>
+              <w:top w:val="single" w:sz="4" w:color="D9D9D9"/>
+              <w:left w:val="single" w:sz="4" w:color="D9D9D9"/>
+              <w:bottom w:val="single" w:sz="4" w:color="D9D9D9"/>
+              <w:right w:val="single" w:sz="4" w:color="D9D9D9"/>
+            </w:tcBorders>
+            <w:tcMar>
+              <w:top w:w="90" w:type="dxa"/>
+              <w:bottom w:w="90" w:type="dxa"/>
+              <w:left w:w="85" w:type="dxa"/>
+              <w:right w:w="85" w:type="dxa"/>
+            </w:tcMar>
+          </w:tcPr>
+          <w:p>
+            <w:pPr>
+              <w:spacing w:after="0" w:line="264" w:lineRule="auto"/>
+              <w:jc w:val="center"/>
+            </w:pPr>
+            <w:r>
+              <w:rPr>
+                <w:b w:val="0"/>
+                <w:sz w:val="22"/>
+              </w:rPr>
+              <w:t>Person 4</w:t>
+            </w:r>
+          </w:p>
+        </w:tc>
+        <w:tc>
+          <w:tcPr>
+            <w:tcW w:type="dxa" w:w="13738"/>
+            <w:vAlign w:val="center"/>
+            <w:tcBorders>
+              <w:top w:val="single" w:sz="4" w:color="D9D9D9"/>
+              <w:left w:val="single" w:sz="4" w:color="D9D9D9"/>
+              <w:bottom w:val="single" w:sz="4" w:color="D9D9D9"/>
+              <w:right w:val="single" w:sz="4" w:color="D9D9D9"/>
+            </w:tcBorders>
+            <w:tcMar>
+              <w:top w:w="90" w:type="dxa"/>
+              <w:bottom w:w="90" w:type="dxa"/>
+              <w:left w:w="85" w:type="dxa"/>
+              <w:right w:w="85" w:type="dxa"/>
+            </w:tcMar>
+          </w:tcPr>
+          <w:p>
+            <w:pPr>
+              <w:spacing w:after="0" w:line="264" w:lineRule="auto"/>
+            </w:pPr>
+            <w:r>
+              <w:rPr>
+                <w:b w:val="0"/>
+                <w:sz w:val="22"/>
+              </w:rPr>
+              <w:t>I have not recorded any spending yet. How can the app say my spending is disciplined? Show when there is too little data to analyze.</w:t>
+            </w:r>
+          </w:p>
+        </w:tc>
+      </w:tr>
+      <w:tr>
+        <w:trPr>
+          <w:cantSplit/>
+        </w:trPr>
+        <w:tc>
+          <w:tcPr>
+            <w:tcW w:type="dxa" w:w="1800"/>
+            <w:vAlign w:val="center"/>
+            <w:tcBorders>
+              <w:top w:val="single" w:sz="4" w:color="D9D9D9"/>
+              <w:left w:val="single" w:sz="4" w:color="D9D9D9"/>
+              <w:bottom w:val="single" w:sz="4" w:color="D9D9D9"/>
+              <w:right w:val="single" w:sz="4" w:color="D9D9D9"/>
+            </w:tcBorders>
+            <w:tcMar>
+              <w:top w:w="90" w:type="dxa"/>
+              <w:bottom w:w="90" w:type="dxa"/>
+              <w:left w:w="85" w:type="dxa"/>
+              <w:right w:w="85" w:type="dxa"/>
+            </w:tcMar>
+          </w:tcPr>
+          <w:p>
+            <w:pPr>
+              <w:spacing w:after="0" w:line="264" w:lineRule="auto"/>
+              <w:jc w:val="center"/>
+            </w:pPr>
+            <w:r>
+              <w:rPr>
+                <w:b w:val="0"/>
+                <w:sz w:val="22"/>
+              </w:rPr>
+              <w:t>Person 5</w:t>
+            </w:r>
+          </w:p>
+        </w:tc>
+        <w:tc>
+          <w:tcPr>
+            <w:tcW w:type="dxa" w:w="13738"/>
+            <w:vAlign w:val="center"/>
+            <w:tcBorders>
+              <w:top w:val="single" w:sz="4" w:color="D9D9D9"/>
+              <w:left w:val="single" w:sz="4" w:color="D9D9D9"/>
+              <w:bottom w:val="single" w:sz="4" w:color="D9D9D9"/>
+              <w:right w:val="single" w:sz="4" w:color="D9D9D9"/>
+            </w:tcBorders>
+            <w:tcMar>
+              <w:top w:w="90" w:type="dxa"/>
+              <w:bottom w:w="90" w:type="dxa"/>
+              <w:left w:w="85" w:type="dxa"/>
+              <w:right w:w="85" w:type="dxa"/>
+            </w:tcMar>
+          </w:tcPr>
+          <w:p>
+            <w:pPr>
+              <w:spacing w:after="0" w:line="264" w:lineRule="auto"/>
+            </w:pPr>
+            <w:r>
+              <w:rPr>
+                <w:b w:val="0"/>
+                <w:sz w:val="22"/>
+              </w:rPr>
+              <w:t>What does 0.25th percentile mean? I need a clear label and a short explanation of how the reliable income figure should be read.</w:t>
+            </w:r>
+          </w:p>
+        </w:tc>
+      </w:tr>
+      <w:tr>
+        <w:trPr>
+          <w:cantSplit/>
+        </w:trPr>
+        <w:tc>
+          <w:tcPr>
+            <w:tcW w:type="dxa" w:w="1800"/>
+            <w:vAlign w:val="center"/>
+            <w:tcBorders>
+              <w:top w:val="single" w:sz="4" w:color="D9D9D9"/>
+              <w:left w:val="single" w:sz="4" w:color="D9D9D9"/>
+              <w:bottom w:val="single" w:sz="4" w:color="D9D9D9"/>
+              <w:right w:val="single" w:sz="4" w:color="D9D9D9"/>
+            </w:tcBorders>
+            <w:tcMar>
+              <w:top w:w="90" w:type="dxa"/>
+              <w:bottom w:w="90" w:type="dxa"/>
+              <w:left w:w="85" w:type="dxa"/>
+              <w:right w:w="85" w:type="dxa"/>
+            </w:tcMar>
+          </w:tcPr>
+          <w:p>
+            <w:pPr>
+              <w:spacing w:after="0" w:line="264" w:lineRule="auto"/>
+              <w:jc w:val="center"/>
+            </w:pPr>
+            <w:r>
+              <w:rPr>
+                <w:b w:val="0"/>
+                <w:sz w:val="22"/>
+              </w:rPr>
+              <w:t>Person 6</w:t>
+            </w:r>
+          </w:p>
+        </w:tc>
+        <w:tc>
+          <w:tcPr>
+            <w:tcW w:type="dxa" w:w="13738"/>
+            <w:vAlign w:val="center"/>
+            <w:tcBorders>
+              <w:top w:val="single" w:sz="4" w:color="D9D9D9"/>
+              <w:left w:val="single" w:sz="4" w:color="D9D9D9"/>
+              <w:bottom w:val="single" w:sz="4" w:color="D9D9D9"/>
+              <w:right w:val="single" w:sz="4" w:color="D9D9D9"/>
+            </w:tcBorders>
+            <w:tcMar>
+              <w:top w:w="90" w:type="dxa"/>
+              <w:bottom w:w="90" w:type="dxa"/>
+              <w:left w:w="85" w:type="dxa"/>
+              <w:right w:w="85" w:type="dxa"/>
+            </w:tcMar>
+          </w:tcPr>
+          <w:p>
+            <w:pPr>
+              <w:spacing w:after="0" w:line="264" w:lineRule="auto"/>
+            </w:pPr>
+            <w:r>
+              <w:rPr>
+                <w:b w:val="0"/>
+                <w:sz w:val="22"/>
+              </w:rPr>
+              <w:t>I have not completed my retirement details, but the contribution panel says Fully Funded. Please show when a calculation is not available.</w:t>
+            </w:r>
+          </w:p>
+        </w:tc>
+      </w:tr>
+      <w:tr>
+        <w:trPr>
+          <w:cantSplit/>
+        </w:trPr>
+        <w:tc>
+          <w:tcPr>
+            <w:tcW w:type="dxa" w:w="1800"/>
+            <w:vAlign w:val="center"/>
+            <w:tcBorders>
+              <w:top w:val="single" w:sz="4" w:color="D9D9D9"/>
+              <w:left w:val="single" w:sz="4" w:color="D9D9D9"/>
+              <w:bottom w:val="single" w:sz="4" w:color="D9D9D9"/>
+              <w:right w:val="single" w:sz="4" w:color="D9D9D9"/>
+            </w:tcBorders>
+            <w:tcMar>
+              <w:top w:w="90" w:type="dxa"/>
+              <w:bottom w:w="90" w:type="dxa"/>
+              <w:left w:w="85" w:type="dxa"/>
+              <w:right w:w="85" w:type="dxa"/>
+            </w:tcMar>
+          </w:tcPr>
+          <w:p>
+            <w:pPr>
+              <w:spacing w:after="0" w:line="264" w:lineRule="auto"/>
+              <w:jc w:val="center"/>
+            </w:pPr>
+            <w:r>
+              <w:rPr>
+                <w:b w:val="0"/>
+                <w:sz w:val="22"/>
+              </w:rPr>
+              <w:t>Person 7</w:t>
+            </w:r>
+          </w:p>
+        </w:tc>
+        <w:tc>
+          <w:tcPr>
+            <w:tcW w:type="dxa" w:w="13738"/>
+            <w:vAlign w:val="center"/>
+            <w:tcBorders>
+              <w:top w:val="single" w:sz="4" w:color="D9D9D9"/>
+              <w:left w:val="single" w:sz="4" w:color="D9D9D9"/>
+              <w:bottom w:val="single" w:sz="4" w:color="D9D9D9"/>
+              <w:right w:val="single" w:sz="4" w:color="D9D9D9"/>
+            </w:tcBorders>
+            <w:tcMar>
+              <w:top w:w="90" w:type="dxa"/>
+              <w:bottom w:w="90" w:type="dxa"/>
+              <w:left w:w="85" w:type="dxa"/>
+              <w:right w:w="85" w:type="dxa"/>
+            </w:tcMar>
+          </w:tcPr>
+          <w:p>
+            <w:pPr>
+              <w:spacing w:after="0" w:line="264" w:lineRule="auto"/>
+            </w:pPr>
+            <w:r>
+              <w:rPr>
+                <w:b w:val="0"/>
+                <w:sz w:val="22"/>
+              </w:rPr>
+              <w:t>I want to try an exact monthly investment of 12750. The sliders make precise values difficult to enter and compare.</w:t>
+            </w:r>
+          </w:p>
+        </w:tc>
+      </w:tr>
+      <w:tr>
+        <w:trPr>
+          <w:cantSplit/>
+        </w:trPr>
+        <w:tc>
+          <w:tcPr>
+            <w:tcW w:type="dxa" w:w="1800"/>
+            <w:vAlign w:val="center"/>
+            <w:tcBorders>
+              <w:top w:val="single" w:sz="4" w:color="D9D9D9"/>
+              <w:left w:val="single" w:sz="4" w:color="D9D9D9"/>
+              <w:bottom w:val="single" w:sz="4" w:color="D9D9D9"/>
+              <w:right w:val="single" w:sz="4" w:color="D9D9D9"/>
+            </w:tcBorders>
+            <w:tcMar>
+              <w:top w:w="90" w:type="dxa"/>
+              <w:bottom w:w="90" w:type="dxa"/>
+              <w:left w:w="85" w:type="dxa"/>
+              <w:right w:w="85" w:type="dxa"/>
+            </w:tcMar>
+          </w:tcPr>
+          <w:p>
+            <w:pPr>
+              <w:spacing w:after="0" w:line="264" w:lineRule="auto"/>
+              <w:jc w:val="center"/>
+            </w:pPr>
+            <w:r>
+              <w:rPr>
+                <w:b w:val="0"/>
+                <w:sz w:val="22"/>
+              </w:rPr>
+              <w:t>Person 8</w:t>
+            </w:r>
+          </w:p>
+        </w:tc>
+        <w:tc>
+          <w:tcPr>
+            <w:tcW w:type="dxa" w:w="13738"/>
+            <w:vAlign w:val="center"/>
+            <w:tcBorders>
+              <w:top w:val="single" w:sz="4" w:color="D9D9D9"/>
+              <w:left w:val="single" w:sz="4" w:color="D9D9D9"/>
+              <w:bottom w:val="single" w:sz="4" w:color="D9D9D9"/>
+              <w:right w:val="single" w:sz="4" w:color="D9D9D9"/>
+            </w:tcBorders>
+            <w:tcMar>
+              <w:top w:w="90" w:type="dxa"/>
+              <w:bottom w:w="90" w:type="dxa"/>
+              <w:left w:w="85" w:type="dxa"/>
+              <w:right w:w="85" w:type="dxa"/>
+            </w:tcMar>
+          </w:tcPr>
+          <w:p>
+            <w:pPr>
+              <w:spacing w:after="0" w:line="264" w:lineRule="auto"/>
+            </w:pPr>
+            <w:r>
+              <w:rPr>
+                <w:b w:val="0"/>
+                <w:sz w:val="22"/>
+              </w:rPr>
+              <w:t>I just want to download my records. The large technical explanation distracts me from the download choices; make those details optional.</w:t>
+            </w:r>
+          </w:p>
+        </w:tc>
+      </w:tr>
+      <w:tr>
+        <w:trPr>
+          <w:cantSplit/>
+        </w:trPr>
+        <w:tc>
+          <w:tcPr>
+            <w:tcW w:type="dxa" w:w="1800"/>
+            <w:vAlign w:val="center"/>
+            <w:tcBorders>
+              <w:top w:val="single" w:sz="4" w:color="D9D9D9"/>
+              <w:left w:val="single" w:sz="4" w:color="D9D9D9"/>
+              <w:bottom w:val="single" w:sz="4" w:color="D9D9D9"/>
+              <w:right w:val="single" w:sz="4" w:color="D9D9D9"/>
+            </w:tcBorders>
+            <w:tcMar>
+              <w:top w:w="90" w:type="dxa"/>
+              <w:bottom w:w="90" w:type="dxa"/>
+              <w:left w:w="85" w:type="dxa"/>
+              <w:right w:w="85" w:type="dxa"/>
+            </w:tcMar>
+          </w:tcPr>
+          <w:p>
+            <w:pPr>
+              <w:spacing w:after="0" w:line="264" w:lineRule="auto"/>
+              <w:jc w:val="center"/>
+            </w:pPr>
+            <w:r>
+              <w:rPr>
+                <w:b w:val="0"/>
+                <w:sz w:val="22"/>
+              </w:rPr>
+              <w:t>Person 9</w:t>
+            </w:r>
+          </w:p>
+        </w:tc>
+        <w:tc>
+          <w:tcPr>
+            <w:tcW w:type="dxa" w:w="13738"/>
+            <w:vAlign w:val="center"/>
+            <w:tcBorders>
+              <w:top w:val="single" w:sz="4" w:color="D9D9D9"/>
+              <w:left w:val="single" w:sz="4" w:color="D9D9D9"/>
+              <w:bottom w:val="single" w:sz="4" w:color="D9D9D9"/>
+              <w:right w:val="single" w:sz="4" w:color="D9D9D9"/>
+            </w:tcBorders>
+            <w:tcMar>
+              <w:top w:w="90" w:type="dxa"/>
+              <w:bottom w:w="90" w:type="dxa"/>
+              <w:left w:w="85" w:type="dxa"/>
+              <w:right w:w="85" w:type="dxa"/>
+            </w:tcMar>
+          </w:tcPr>
+          <w:p>
+            <w:pPr>
+              <w:spacing w:after="0" w:line="264" w:lineRule="auto"/>
+            </w:pPr>
+            <w:r>
+              <w:rPr>
+                <w:b w:val="0"/>
+                <w:sz w:val="22"/>
+              </w:rPr>
+              <w:t>What happens after I invite someone to my family? Please show whether they must accept and when the shared household view becomes available.</w:t>
+            </w:r>
+          </w:p>
+        </w:tc>
+      </w:tr>
+      <w:tr>
+        <w:trPr>
+          <w:cantSplit/>
+        </w:trPr>
+        <w:tc>
+          <w:tcPr>
+            <w:tcW w:type="dxa" w:w="1800"/>
+            <w:vAlign w:val="center"/>
+            <w:tcBorders>
+              <w:top w:val="single" w:sz="4" w:color="D9D9D9"/>
+              <w:left w:val="single" w:sz="4" w:color="D9D9D9"/>
+              <w:bottom w:val="single" w:sz="4" w:color="D9D9D9"/>
+              <w:right w:val="single" w:sz="4" w:color="D9D9D9"/>
+            </w:tcBorders>
+            <w:tcMar>
+              <w:top w:w="90" w:type="dxa"/>
+              <w:bottom w:w="90" w:type="dxa"/>
+              <w:left w:w="85" w:type="dxa"/>
+              <w:right w:w="85" w:type="dxa"/>
+            </w:tcMar>
+          </w:tcPr>
+          <w:p>
+            <w:pPr>
+              <w:spacing w:after="0" w:line="264" w:lineRule="auto"/>
+              <w:jc w:val="center"/>
+            </w:pPr>
+            <w:r>
+              <w:rPr>
+                <w:b w:val="0"/>
+                <w:sz w:val="22"/>
+              </w:rPr>
+              <w:t>Person 10</w:t>
+            </w:r>
+          </w:p>
+        </w:tc>
+        <w:tc>
+          <w:tcPr>
+            <w:tcW w:type="dxa" w:w="13738"/>
+            <w:vAlign w:val="center"/>
+            <w:tcBorders>
+              <w:top w:val="single" w:sz="4" w:color="D9D9D9"/>
+              <w:left w:val="single" w:sz="4" w:color="D9D9D9"/>
+              <w:bottom w:val="single" w:sz="4" w:color="D9D9D9"/>
+              <w:right w:val="single" w:sz="4" w:color="D9D9D9"/>
+            </w:tcBorders>
+            <w:tcMar>
+              <w:top w:w="90" w:type="dxa"/>
+              <w:bottom w:w="90" w:type="dxa"/>
+              <w:left w:w="85" w:type="dxa"/>
+              <w:right w:w="85" w:type="dxa"/>
+            </w:tcMar>
+          </w:tcPr>
+          <w:p>
+            <w:pPr>
+              <w:spacing w:after="0" w:line="264" w:lineRule="auto"/>
+            </w:pPr>
+            <w:r>
+              <w:rPr>
+                <w:b w:val="0"/>
+                <w:sz w:val="22"/>
+              </w:rPr>
+              <w:t>The Profile page mainly shows future features. I want to see my current account details and saved financial information first.</w:t>
+            </w:r>
+          </w:p>
+        </w:tc>
+      </w:tr>
+    </w:tbl>
+    <w:p>
+      <w:r>
+        <w:br w:type="page"/>
       </w:r>
     </w:p>
     <w:p>
